--- a/tillsyn/A 69061-2021 tillsynsbegäran.docx
+++ b/tillsyn/A 69061-2021 tillsynsbegäran.docx
@@ -574,7 +574,7 @@
     <w:r>
       <w:tab/>
       <w:tab/>
-      <w:t>2026-09-14</w:t>
+      <w:t>2026-09-15</w:t>
       <w:br/>
       <w:br/>
     </w:r>

--- a/tillsyn/A 69061-2021 tillsynsbegäran.docx
+++ b/tillsyn/A 69061-2021 tillsynsbegäran.docx
@@ -574,7 +574,7 @@
     <w:r>
       <w:tab/>
       <w:tab/>
-      <w:t>2026-09-15</w:t>
+      <w:t>2026-09-16</w:t>
       <w:br/>
       <w:br/>
     </w:r>

--- a/tillsyn/A 69061-2021 tillsynsbegäran.docx
+++ b/tillsyn/A 69061-2021 tillsynsbegäran.docx
@@ -574,7 +574,7 @@
     <w:r>
       <w:tab/>
       <w:tab/>
-      <w:t>2026-09-16</w:t>
+      <w:t>2026-09-17</w:t>
       <w:br/>
       <w:br/>
     </w:r>

--- a/tillsyn/A 69061-2021 tillsynsbegäran.docx
+++ b/tillsyn/A 69061-2021 tillsynsbegäran.docx
@@ -574,7 +574,7 @@
     <w:r>
       <w:tab/>
       <w:tab/>
-      <w:t>2026-09-17</w:t>
+      <w:t>2026-09-18</w:t>
       <w:br/>
       <w:br/>
     </w:r>

--- a/tillsyn/A 69061-2021 tillsynsbegäran.docx
+++ b/tillsyn/A 69061-2021 tillsynsbegäran.docx
@@ -574,7 +574,7 @@
     <w:r>
       <w:tab/>
       <w:tab/>
-      <w:t>2026-09-18</w:t>
+      <w:t>2026-09-19</w:t>
       <w:br/>
       <w:br/>
     </w:r>

--- a/tillsyn/A 69061-2021 tillsynsbegäran.docx
+++ b/tillsyn/A 69061-2021 tillsynsbegäran.docx
@@ -574,7 +574,7 @@
     <w:r>
       <w:tab/>
       <w:tab/>
-      <w:t>2026-09-19</w:t>
+      <w:t>2026-09-21</w:t>
       <w:br/>
       <w:br/>
     </w:r>

--- a/tillsyn/A 69061-2021 tillsynsbegäran.docx
+++ b/tillsyn/A 69061-2021 tillsynsbegäran.docx
@@ -22,7 +22,7 @@
       <w:r>
         <w:drawing>
           <wp:inline xmlns:a="http://schemas.openxmlformats.org/drawingml/2006/main" xmlns:pic="http://schemas.openxmlformats.org/drawingml/2006/picture">
-            <wp:extent cx="5486400" cy="5297864"/>
+            <wp:extent cx="5486400" cy="5416642"/>
             <wp:docPr id="1" name="Picture 1"/>
             <wp:cNvGraphicFramePr>
               <a:graphicFrameLocks noChangeAspect="1"/>
@@ -43,7 +43,7 @@
                   <pic:spPr>
                     <a:xfrm>
                       <a:off x="0" y="0"/>
-                      <a:ext cx="5486400" cy="5297864"/>
+                      <a:ext cx="5486400" cy="5416642"/>
                     </a:xfrm>
                     <a:prstGeom prst="rect"/>
                   </pic:spPr>
@@ -60,12 +60,12 @@
         <w:spacing w:after="240"/>
       </w:pPr>
       <w:r>
-        <w:t>Figur 1. Fyndplatser för naturvårdsarter inom 11 meter från avverkningsanmälan. Markörer utan svart kant är placerade på fyndplatsen. Markörer med svart kant är placerade vid sidan av fyndplatsen och har ett svart streck som visar fyndplatsens exakta position. Kartans mittpunktskoordinat är N 6757158, E 514063 i SWEREF 99 TM.</w:t>
+        <w:t>Figur 1. Fyndplatser för naturvårdsarter inom 22 meter från avverkningsanmälan. Markörer utan svart kant är placerade på fyndplatsen. Markörer med svart kant är placerade vid sidan av fyndplatsen och har ett svart streck som visar fyndplatsens exakta position. Kartans mittpunktskoordinat är N 6757158, E 514063 i SWEREF 99 TM.</w:t>
       </w:r>
     </w:p>
     <w:p>
       <w:r>
-        <w:t>Inom 11 meter från avverkningsanmälan finns fynd av 1 naturvårdsarter, varav 1 är rödlistad, 1 är fridlyst och 1 är typisk (T): knärot (VU, T, §8). Se Figur 1.</w:t>
+        <w:t>Inom 22 meter från avverkningsanmälan finns fynd av 2 naturvårdsarter, varav 1 är rödlistad, 1 är fridlyst, 2 är typiska (T) och 1 är signalart (S): knärot (VU, T, §8) och mindre märgborre (S, T). Se Figur 1.</w:t>
       </w:r>
     </w:p>
     <w:p>
@@ -201,6 +201,35 @@
     </w:p>
     <w:p>
       <w:r>
+        <w:rPr>
+          <w:b/>
+        </w:rPr>
+        <w:t>Mindre märgborre</w:t>
+      </w:r>
+      <w:r>
+        <w:t xml:space="preserve"> är en signalart för tallskog med höga naturvärden och betraktas tillsammans med skarptandad barkborre som nyckelarter för ett antal sällsynta åtgärdsprogramsarter som är beroende av deras gångsystem. Bland dessa kan nämnas avlång barkborre (VU), </w:t>
+      </w:r>
+      <w:r>
+        <w:rPr>
+          <w:i/>
+        </w:rPr>
+        <w:t>Corticeus longulus</w:t>
+      </w:r>
+      <w:r>
+        <w:t xml:space="preserve"> (VU), tallgångbagge (VU), cholodkovskys bastborre (NT) och tallbarksvartbagge (NT). Den mindre märgborrens måsvingeliknande gnaggångar är lätta att känna igen och hittas ofta på grova tallgrenar på marken. Rika förekomster av främst mindre märgborre men även skarptandad barkborre är en signal för artrikedom och inventeringar har visat att det är i skogar med en naturlig självgallring som det skapas förutsättningar för dessa arter samt de efterföljande åtgärdsprogramsarterna. Tallskogar med stark förekomst av mindre märgborre och skarptandad barkborre bör avsättas som reservat. Generellt bör hänsyn tas vid slutavverkning av talldominerad skog så att avverkningsrester som gren- och toppdelar lämnas. Mindre märgborre är typisk art för </w:t>
+      </w:r>
+      <w:r>
+        <w:rPr>
+          <w:i/>
+        </w:rPr>
+        <w:t>9060 Åsbarrskog</w:t>
+      </w:r>
+      <w:r>
+        <w:t xml:space="preserve"> (SLU Artdatabanken, 2026; Pettersson, 2014; Hedgren, 2012; Gunnarsson m fl., 1999).</w:t>
+      </w:r>
+    </w:p>
+    <w:p>
+      <w:r>
         <w:br w:type="page"/>
       </w:r>
     </w:p>
@@ -209,7 +238,9 @@
         <w:pStyle w:val="Title"/>
       </w:pPr>
       <w:r>
-        <w:t>BILAGA 1 – Fridlysta arter</w:t>
+        <w:t>BILAGA 1 –</w:t>
+        <w:br/>
+        <w:t>Fridlysta och rödlistade arter</w:t>
       </w:r>
     </w:p>
     <w:p>
@@ -446,6 +477,200 @@
         <w:t>SLU Artdatabanken, Uppsala.</w:t>
       </w:r>
     </w:p>
+    <w:p>
+      <w:pPr>
+        <w:pStyle w:val="Heading1"/>
+      </w:pPr>
+      <w:r>
+        <w:t>Mindre märgborre – ekologi samt krav på livsmiljön</w:t>
+      </w:r>
+    </w:p>
+    <w:p>
+      <w:r>
+        <w:t xml:space="preserve">Mindre märgborre är en signalart för tallskog med höga naturvärden och kan lätt konstateras genom sina karaktäristiska måsvingeliknande gnagspår som ofta hittas på grova tallgrenar på marken. Mindre märgborre betraktas tillsammans med skarptandad barkborre som nyckelarter, eftersom en rad sällsynta efterföljande arter är beroende av deras gångsystem. Bland dessa kan nämnas åtgärdsprogramsarterna avlång barkborre (VU), </w:t>
+      </w:r>
+      <w:r>
+        <w:rPr>
+          <w:i/>
+        </w:rPr>
+        <w:t>Corticeus longulus</w:t>
+      </w:r>
+      <w:r>
+        <w:t xml:space="preserve"> (VU), tallgångbagge (VU), cholodkovskys bastborre (NT) och tallbarksvartbagge (NT) (Pettersson, 2014; Gunnarsson m fl., 1999).</w:t>
+      </w:r>
+    </w:p>
+    <w:p>
+      <w:r>
+        <w:t>Tallskogar tillhör de livsmiljöer som förändrats i stor skala, där många kvadratmil har omvandlats till unga produktionsskogar. I sådana skogar saknas förutsättningar för de ovannämnda sällsynta barkborrarna och alltmer kunskap tyder på att skogsbrukets omvandling av skogslandskapet, missgynnar åtgärdsprogrammets arter även inne i skyddade områden (Hedgren, 2012; Hedgren m.fl., 2010; Wikars m.fl., 2010; Wikars, 2009). Orsaken är sannolikt att dagens intensiva skogsbruk trivialiserar faunan på nydöda träd. Detta sker genom att generalister förökas upp i sådan grad i den brukade skogen att dessa även kommer att dominera i de för hållandevis små och fragmenterade områden som avsätts för naturvård (Appelqvist, 2005; Janzen, 1983; Ås, 1999).</w:t>
+      </w:r>
+    </w:p>
+    <w:p>
+      <w:r>
+        <w:t>Ett tydligt exempel på en generalist som gynnas av dagens skogsbruk är större märgborre på nydöd tall. Denna utvecklas förutom i vindfällen gärna i avverkningsavfall, inklusive avverkningsstubbar och röjningsstammar. Därmed har den större märgborren möjlighet att upprätthålla stora och stabila populationer på huvuddelen av landets skogsmark, vilket leder till en trivialisering av faunan. Större märgborre inverkar sannolikt direkt negativt på arter som tolvtandad barkborre (EN) och avlång barkborre (VU), och indirekt på de som är gynnade av blånadssvampar, dvs. följearter till framförallt mindre märgborre och skarptandad barkborre. De barkborrar som missgynnas av större märgborre är i mycket högre grad gynnade av tallar som dör genom självgallring, dvs. i normalfallet skog som inte används till skogsproduktion (Pettersson, 2014; Wikars, skriftl.).</w:t>
+      </w:r>
+    </w:p>
+    <w:p>
+      <w:r>
+        <w:t xml:space="preserve">Rika förekomster av främst mindre märgborre men även skarptandad barkborre är en signal för artrikedom och inventeringar har visat att det är i skogar med en naturlig självgallring som det skapas förutsättningar för dessa arter samt de efterföljande åtgärdsprogramsarterna (Pettersson, 2014; Hedgren, 2012). Tallskogar med stark förekomst av mindre märgborre och skarptandad barkborre bör avsättas som reservat. Generellt bör hänsyn tas vid slutavverkning av talldominerad skog så att avverkningsrester som gren- och toppdelar (s.k. GROT) lämnas. Mindre märgborre är typisk art för </w:t>
+      </w:r>
+      <w:r>
+        <w:rPr>
+          <w:i/>
+        </w:rPr>
+        <w:t>9060 Åsbarrskog</w:t>
+      </w:r>
+      <w:r>
+        <w:t xml:space="preserve"> (Pettersson, 2014; SLU Artdatabanken, 2026).</w:t>
+      </w:r>
+    </w:p>
+    <w:p>
+      <w:pPr>
+        <w:pStyle w:val="Heading2"/>
+      </w:pPr>
+      <w:r>
+        <w:t>Referenser – mindre märgborre</w:t>
+      </w:r>
+    </w:p>
+    <w:p>
+      <w:r>
+        <w:t xml:space="preserve">Appelqvist, T., 2005. </w:t>
+      </w:r>
+      <w:r>
+        <w:rPr>
+          <w:i/>
+        </w:rPr>
+        <w:t>Naturvårdsbiologisk forskning. Underlag för områdesskydd i landskapet.</w:t>
+      </w:r>
+      <w:r>
+        <w:t xml:space="preserve"> Naturvårdsverket, Rapport 5452.</w:t>
+      </w:r>
+    </w:p>
+    <w:p>
+      <w:r>
+        <w:t xml:space="preserve">Gunnarsson, B., Pettersson, R. B., Hake, M. och Hultengren, S. &amp; Sjöberg, K., 1999. </w:t>
+      </w:r>
+      <w:r>
+        <w:rPr>
+          <w:i/>
+        </w:rPr>
+        <w:t xml:space="preserve">Spindlar och skalbaggar som indikatorer i barrskog. </w:t>
+      </w:r>
+      <w:r>
+        <w:t>Skog &amp; Forskning, Nr. 2/99, s. 46–51.</w:t>
+      </w:r>
+    </w:p>
+    <w:p>
+      <w:r>
+        <w:t xml:space="preserve">Hedgren, O., 2012. </w:t>
+      </w:r>
+      <w:r>
+        <w:rPr>
+          <w:i/>
+        </w:rPr>
+        <w:t>Hotade insekter på tallved i Dalarna.</w:t>
+      </w:r>
+      <w:r>
+        <w:t xml:space="preserve"> Länsstyrelsen Dalarna, Naturvårdsenheten. Rapport 2012:16.</w:t>
+      </w:r>
+    </w:p>
+    <w:p>
+      <w:r>
+        <w:t xml:space="preserve">Hedgren, O. 2010. </w:t>
+      </w:r>
+      <w:r>
+        <w:rPr>
+          <w:i/>
+        </w:rPr>
+        <w:t>Vedinsekter i tallskog och på brandfält i Värmland.</w:t>
+      </w:r>
+      <w:r>
+        <w:t xml:space="preserve"> Länsstyrelsen Värmland, Stencil, 39 s.</w:t>
+      </w:r>
+    </w:p>
+    <w:p>
+      <w:r>
+        <w:t xml:space="preserve">Janzen, D. H., 1983. </w:t>
+      </w:r>
+      <w:r>
+        <w:rPr>
+          <w:i/>
+        </w:rPr>
+        <w:t>No park is an island: Increase in interference from outside as park size decreases</w:t>
+      </w:r>
+      <w:r>
+        <w:t>. Oikos 41: 402–410.</w:t>
+      </w:r>
+    </w:p>
+    <w:p>
+      <w:r>
+        <w:t xml:space="preserve">Jonsell, M., Weslien, J. &amp; Ehn ström, B., 1998. </w:t>
+      </w:r>
+      <w:r>
+        <w:rPr>
+          <w:i/>
+        </w:rPr>
+        <w:t>Substrate requirements of red-listed saproxylic invertebrates in Sweden</w:t>
+      </w:r>
+      <w:r>
+        <w:t>. Biodiversity and Conserv. 7: 749–764.</w:t>
+      </w:r>
+    </w:p>
+    <w:p>
+      <w:r>
+        <w:t xml:space="preserve">Pettersson, R. B., 2014). </w:t>
+      </w:r>
+      <w:r>
+        <w:rPr>
+          <w:i/>
+        </w:rPr>
+        <w:t>Åtgärdsprogram för skalbaggar på nyligen död tall, 2014–2018.</w:t>
+      </w:r>
+      <w:r>
+        <w:t xml:space="preserve"> Rapport 6599. Bromma: Naturvårdsverket.</w:t>
+      </w:r>
+    </w:p>
+    <w:p>
+      <w:r>
+        <w:t xml:space="preserve">SLU Artdatabanken, 2026. </w:t>
+      </w:r>
+      <w:r>
+        <w:rPr>
+          <w:i/>
+        </w:rPr>
+        <w:t xml:space="preserve">Artfaktablad. Naturvård – artfakta. </w:t>
+      </w:r>
+      <w:r>
+        <w:t>SLU Artdatabanken, Uppsala.</w:t>
+      </w:r>
+    </w:p>
+    <w:p>
+      <w:r>
+        <w:t xml:space="preserve">Wikars, L.-O., Hansson, J. &amp; Hedgren, O., 2010. </w:t>
+      </w:r>
+      <w:r>
+        <w:rPr>
+          <w:i/>
+        </w:rPr>
+        <w:t>Inventering av vedlevande skalbaggar – tallskogar i Örebro län.</w:t>
+      </w:r>
+      <w:r>
+        <w:t xml:space="preserve"> Länsstyrelsen i Örebro län, publ.nr. 2010:2.</w:t>
+      </w:r>
+    </w:p>
+    <w:p>
+      <w:r>
+        <w:t xml:space="preserve">Wikars, L.-O., 2009. </w:t>
+      </w:r>
+      <w:r>
+        <w:rPr>
+          <w:i/>
+        </w:rPr>
+        <w:t>Vedskalbaggar i Hamra nationalpark, Gävleborgs län.</w:t>
+      </w:r>
+      <w:r>
+        <w:t xml:space="preserve"> Länsstyrelsen Gävleborg, Rapport 2009:14.</w:t>
+      </w:r>
+    </w:p>
     <w:sectPr>
       <w:headerReference w:type="even" r:id="rId8"/>
       <w:headerReference w:type="default" r:id="rId9"/>
@@ -574,7 +799,7 @@
     <w:r>
       <w:tab/>
       <w:tab/>
-      <w:t>2026-09-21</w:t>
+      <w:t>2026-09-23</w:t>
       <w:br/>
       <w:br/>
     </w:r>

--- a/tillsyn/A 69061-2021 tillsynsbegäran.docx
+++ b/tillsyn/A 69061-2021 tillsynsbegäran.docx
@@ -799,7 +799,7 @@
     <w:r>
       <w:tab/>
       <w:tab/>
-      <w:t>2026-09-23</w:t>
+      <w:t>2026-09-24</w:t>
       <w:br/>
       <w:br/>
     </w:r>

--- a/tillsyn/A 69061-2021 tillsynsbegäran.docx
+++ b/tillsyn/A 69061-2021 tillsynsbegäran.docx
@@ -799,7 +799,7 @@
     <w:r>
       <w:tab/>
       <w:tab/>
-      <w:t>2026-09-24</w:t>
+      <w:t>2026-09-25</w:t>
       <w:br/>
       <w:br/>
     </w:r>

--- a/tillsyn/A 69061-2021 tillsynsbegäran.docx
+++ b/tillsyn/A 69061-2021 tillsynsbegäran.docx
@@ -799,7 +799,7 @@
     <w:r>
       <w:tab/>
       <w:tab/>
-      <w:t>2026-09-25</w:t>
+      <w:t>2026-09-26</w:t>
       <w:br/>
       <w:br/>
     </w:r>

--- a/tillsyn/A 69061-2021 tillsynsbegäran.docx
+++ b/tillsyn/A 69061-2021 tillsynsbegäran.docx
@@ -799,7 +799,7 @@
     <w:r>
       <w:tab/>
       <w:tab/>
-      <w:t>2026-09-26</w:t>
+      <w:t>2026-09-27</w:t>
       <w:br/>
       <w:br/>
     </w:r>

--- a/tillsyn/A 69061-2021 tillsynsbegäran.docx
+++ b/tillsyn/A 69061-2021 tillsynsbegäran.docx
@@ -799,7 +799,7 @@
     <w:r>
       <w:tab/>
       <w:tab/>
-      <w:t>2026-09-27</w:t>
+      <w:t>2026-09-28</w:t>
       <w:br/>
       <w:br/>
     </w:r>

--- a/tillsyn/A 69061-2021 tillsynsbegäran.docx
+++ b/tillsyn/A 69061-2021 tillsynsbegäran.docx
@@ -799,7 +799,7 @@
     <w:r>
       <w:tab/>
       <w:tab/>
-      <w:t>2026-09-28</w:t>
+      <w:t>2026-09-29</w:t>
       <w:br/>
       <w:br/>
     </w:r>

--- a/tillsyn/A 69061-2021 tillsynsbegäran.docx
+++ b/tillsyn/A 69061-2021 tillsynsbegäran.docx
@@ -799,7 +799,7 @@
     <w:r>
       <w:tab/>
       <w:tab/>
-      <w:t>2026-09-29</w:t>
+      <w:t>2026-09-30</w:t>
       <w:br/>
       <w:br/>
     </w:r>

--- a/tillsyn/A 69061-2021 tillsynsbegäran.docx
+++ b/tillsyn/A 69061-2021 tillsynsbegäran.docx
@@ -799,7 +799,7 @@
     <w:r>
       <w:tab/>
       <w:tab/>
-      <w:t>2026-09-30</w:t>
+      <w:t>2026-10-01</w:t>
       <w:br/>
       <w:br/>
     </w:r>

--- a/tillsyn/A 69061-2021 tillsynsbegäran.docx
+++ b/tillsyn/A 69061-2021 tillsynsbegäran.docx
@@ -799,7 +799,7 @@
     <w:r>
       <w:tab/>
       <w:tab/>
-      <w:t>2026-10-01</w:t>
+      <w:t>2026-10-02</w:t>
       <w:br/>
       <w:br/>
     </w:r>

--- a/tillsyn/A 69061-2021 tillsynsbegäran.docx
+++ b/tillsyn/A 69061-2021 tillsynsbegäran.docx
@@ -799,7 +799,7 @@
     <w:r>
       <w:tab/>
       <w:tab/>
-      <w:t>2026-10-02</w:t>
+      <w:t>2026-10-03</w:t>
       <w:br/>
       <w:br/>
     </w:r>

--- a/tillsyn/A 69061-2021 tillsynsbegäran.docx
+++ b/tillsyn/A 69061-2021 tillsynsbegäran.docx
@@ -799,7 +799,7 @@
     <w:r>
       <w:tab/>
       <w:tab/>
-      <w:t>2026-10-03</w:t>
+      <w:t>2026-10-04</w:t>
       <w:br/>
       <w:br/>
     </w:r>

--- a/tillsyn/A 69061-2021 tillsynsbegäran.docx
+++ b/tillsyn/A 69061-2021 tillsynsbegäran.docx
@@ -799,7 +799,7 @@
     <w:r>
       <w:tab/>
       <w:tab/>
-      <w:t>2026-10-04</w:t>
+      <w:t>2026-10-05</w:t>
       <w:br/>
       <w:br/>
     </w:r>

--- a/tillsyn/A 69061-2021 tillsynsbegäran.docx
+++ b/tillsyn/A 69061-2021 tillsynsbegäran.docx
@@ -799,7 +799,7 @@
     <w:r>
       <w:tab/>
       <w:tab/>
-      <w:t>2026-10-05</w:t>
+      <w:t>2026-10-06</w:t>
       <w:br/>
       <w:br/>
     </w:r>

--- a/tillsyn/A 69061-2021 tillsynsbegäran.docx
+++ b/tillsyn/A 69061-2021 tillsynsbegäran.docx
@@ -799,7 +799,7 @@
     <w:r>
       <w:tab/>
       <w:tab/>
-      <w:t>2026-10-06</w:t>
+      <w:t>2026-10-07</w:t>
       <w:br/>
       <w:br/>
     </w:r>

--- a/tillsyn/A 69061-2021 tillsynsbegäran.docx
+++ b/tillsyn/A 69061-2021 tillsynsbegäran.docx
@@ -799,7 +799,7 @@
     <w:r>
       <w:tab/>
       <w:tab/>
-      <w:t>2026-10-07</w:t>
+      <w:t>2026-10-08</w:t>
       <w:br/>
       <w:br/>
     </w:r>

--- a/tillsyn/A 69061-2021 tillsynsbegäran.docx
+++ b/tillsyn/A 69061-2021 tillsynsbegäran.docx
@@ -799,7 +799,7 @@
     <w:r>
       <w:tab/>
       <w:tab/>
-      <w:t>2026-10-08</w:t>
+      <w:t>2026-10-09</w:t>
       <w:br/>
       <w:br/>
     </w:r>

--- a/tillsyn/A 69061-2021 tillsynsbegäran.docx
+++ b/tillsyn/A 69061-2021 tillsynsbegäran.docx
@@ -799,7 +799,7 @@
     <w:r>
       <w:tab/>
       <w:tab/>
-      <w:t>2026-10-09</w:t>
+      <w:t>2026-10-10</w:t>
       <w:br/>
       <w:br/>
     </w:r>

--- a/tillsyn/A 69061-2021 tillsynsbegäran.docx
+++ b/tillsyn/A 69061-2021 tillsynsbegäran.docx
@@ -799,7 +799,7 @@
     <w:r>
       <w:tab/>
       <w:tab/>
-      <w:t>2026-10-10</w:t>
+      <w:t>2026-10-11</w:t>
       <w:br/>
       <w:br/>
     </w:r>

--- a/tillsyn/A 69061-2021 tillsynsbegäran.docx
+++ b/tillsyn/A 69061-2021 tillsynsbegäran.docx
@@ -799,7 +799,7 @@
     <w:r>
       <w:tab/>
       <w:tab/>
-      <w:t>2026-10-11</w:t>
+      <w:t>2026-10-12</w:t>
       <w:br/>
       <w:br/>
     </w:r>

--- a/tillsyn/A 69061-2021 tillsynsbegäran.docx
+++ b/tillsyn/A 69061-2021 tillsynsbegäran.docx
@@ -799,7 +799,7 @@
     <w:r>
       <w:tab/>
       <w:tab/>
-      <w:t>2026-10-12</w:t>
+      <w:t>2026-10-13</w:t>
       <w:br/>
       <w:br/>
     </w:r>

--- a/tillsyn/A 69061-2021 tillsynsbegäran.docx
+++ b/tillsyn/A 69061-2021 tillsynsbegäran.docx
@@ -799,7 +799,7 @@
     <w:r>
       <w:tab/>
       <w:tab/>
-      <w:t>2026-10-13</w:t>
+      <w:t>2026-10-14</w:t>
       <w:br/>
       <w:br/>
     </w:r>

--- a/tillsyn/A 69061-2021 tillsynsbegäran.docx
+++ b/tillsyn/A 69061-2021 tillsynsbegäran.docx
@@ -799,7 +799,7 @@
     <w:r>
       <w:tab/>
       <w:tab/>
-      <w:t>2026-10-14</w:t>
+      <w:t>2026-10-15</w:t>
       <w:br/>
       <w:br/>
     </w:r>

--- a/tillsyn/A 69061-2021 tillsynsbegäran.docx
+++ b/tillsyn/A 69061-2021 tillsynsbegäran.docx
@@ -799,7 +799,7 @@
     <w:r>
       <w:tab/>
       <w:tab/>
-      <w:t>2026-10-15</w:t>
+      <w:t>2026-10-16</w:t>
       <w:br/>
       <w:br/>
     </w:r>

--- a/tillsyn/A 69061-2021 tillsynsbegäran.docx
+++ b/tillsyn/A 69061-2021 tillsynsbegäran.docx
@@ -799,7 +799,7 @@
     <w:r>
       <w:tab/>
       <w:tab/>
-      <w:t>2026-10-16</w:t>
+      <w:t>2026-10-17</w:t>
       <w:br/>
       <w:br/>
     </w:r>

--- a/tillsyn/A 69061-2021 tillsynsbegäran.docx
+++ b/tillsyn/A 69061-2021 tillsynsbegäran.docx
@@ -799,7 +799,7 @@
     <w:r>
       <w:tab/>
       <w:tab/>
-      <w:t>2026-10-17</w:t>
+      <w:t>2026-10-18</w:t>
       <w:br/>
       <w:br/>
     </w:r>

--- a/tillsyn/A 69061-2021 tillsynsbegäran.docx
+++ b/tillsyn/A 69061-2021 tillsynsbegäran.docx
@@ -799,7 +799,7 @@
     <w:r>
       <w:tab/>
       <w:tab/>
-      <w:t>2026-10-18</w:t>
+      <w:t>2026-10-19</w:t>
       <w:br/>
       <w:br/>
     </w:r>

--- a/tillsyn/A 69061-2021 tillsynsbegäran.docx
+++ b/tillsyn/A 69061-2021 tillsynsbegäran.docx
@@ -799,7 +799,7 @@
     <w:r>
       <w:tab/>
       <w:tab/>
-      <w:t>2026-10-19</w:t>
+      <w:t>2026-10-20</w:t>
       <w:br/>
       <w:br/>
     </w:r>

--- a/tillsyn/A 69061-2021 tillsynsbegäran.docx
+++ b/tillsyn/A 69061-2021 tillsynsbegäran.docx
@@ -799,7 +799,7 @@
     <w:r>
       <w:tab/>
       <w:tab/>
-      <w:t>2026-10-20</w:t>
+      <w:t>2026-10-21</w:t>
       <w:br/>
       <w:br/>
     </w:r>

--- a/tillsyn/A 69061-2021 tillsynsbegäran.docx
+++ b/tillsyn/A 69061-2021 tillsynsbegäran.docx
@@ -799,7 +799,7 @@
     <w:r>
       <w:tab/>
       <w:tab/>
-      <w:t>2026-10-21</w:t>
+      <w:t>2026-10-22</w:t>
       <w:br/>
       <w:br/>
     </w:r>

--- a/tillsyn/A 69061-2021 tillsynsbegäran.docx
+++ b/tillsyn/A 69061-2021 tillsynsbegäran.docx
@@ -799,7 +799,7 @@
     <w:r>
       <w:tab/>
       <w:tab/>
-      <w:t>2026-10-22</w:t>
+      <w:t>2026-10-23</w:t>
       <w:br/>
       <w:br/>
     </w:r>

--- a/tillsyn/A 69061-2021 tillsynsbegäran.docx
+++ b/tillsyn/A 69061-2021 tillsynsbegäran.docx
@@ -799,7 +799,7 @@
     <w:r>
       <w:tab/>
       <w:tab/>
-      <w:t>2026-10-23</w:t>
+      <w:t>2026-10-24</w:t>
       <w:br/>
       <w:br/>
     </w:r>

--- a/tillsyn/A 69061-2021 tillsynsbegäran.docx
+++ b/tillsyn/A 69061-2021 tillsynsbegäran.docx
@@ -799,7 +799,7 @@
     <w:r>
       <w:tab/>
       <w:tab/>
-      <w:t>2026-10-24</w:t>
+      <w:t>2026-10-25</w:t>
       <w:br/>
       <w:br/>
     </w:r>

--- a/tillsyn/A 69061-2021 tillsynsbegäran.docx
+++ b/tillsyn/A 69061-2021 tillsynsbegäran.docx
@@ -799,7 +799,7 @@
     <w:r>
       <w:tab/>
       <w:tab/>
-      <w:t>2026-10-25</w:t>
+      <w:t>2026-10-26</w:t>
       <w:br/>
       <w:br/>
     </w:r>

--- a/tillsyn/A 69061-2021 tillsynsbegäran.docx
+++ b/tillsyn/A 69061-2021 tillsynsbegäran.docx
@@ -799,7 +799,7 @@
     <w:r>
       <w:tab/>
       <w:tab/>
-      <w:t>2026-10-26</w:t>
+      <w:t>2026-10-27</w:t>
       <w:br/>
       <w:br/>
     </w:r>

--- a/tillsyn/A 69061-2021 tillsynsbegäran.docx
+++ b/tillsyn/A 69061-2021 tillsynsbegäran.docx
@@ -799,7 +799,7 @@
     <w:r>
       <w:tab/>
       <w:tab/>
-      <w:t>2026-10-27</w:t>
+      <w:t>2026-10-28</w:t>
       <w:br/>
       <w:br/>
     </w:r>

--- a/tillsyn/A 69061-2021 tillsynsbegäran.docx
+++ b/tillsyn/A 69061-2021 tillsynsbegäran.docx
@@ -799,7 +799,7 @@
     <w:r>
       <w:tab/>
       <w:tab/>
-      <w:t>2026-10-28</w:t>
+      <w:t>2026-10-29</w:t>
       <w:br/>
       <w:br/>
     </w:r>

--- a/tillsyn/A 69061-2021 tillsynsbegäran.docx
+++ b/tillsyn/A 69061-2021 tillsynsbegäran.docx
@@ -799,7 +799,7 @@
     <w:r>
       <w:tab/>
       <w:tab/>
-      <w:t>2026-10-29</w:t>
+      <w:t>2026-10-31</w:t>
       <w:br/>
       <w:br/>
     </w:r>
